--- a/resources/templates/template_009_发展对象亲属函调表.docx
+++ b/resources/templates/template_009_发展对象亲属函调表.docx
@@ -578,7 +578,23 @@
           </w:tcPr>
           <w:p>
             <w:pPr>
-              <w:spacing w:line="360" w:lineRule="exact"/>
+              <w:keepNext w:val="0"/>
+              <w:keepLines w:val="0"/>
+              <w:pageBreakBefore w:val="0"/>
+              <w:widowControl w:val="0"/>
+              <w:kinsoku/>
+              <w:wordWrap/>
+              <w:overflowPunct/>
+              <w:topLinePunct w:val="0"/>
+              <w:autoSpaceDE/>
+              <w:autoSpaceDN/>
+              <w:bidi w:val="0"/>
+              <w:adjustRightInd/>
+              <w:snapToGrid/>
+              <w:spacing w:line="360" w:lineRule="exact"/>
+              <w:ind w:firstLine="560" w:firstLineChars="200"/>
+              <w:jc w:val="left"/>
+              <w:textAlignment w:val="auto"/>
               <w:rPr>
                 <w:rFonts w:hint="default" w:ascii="宋体" w:hAnsi="宋体" w:eastAsia="宋体"/>
                 <w:bCs/>
@@ -778,7 +794,23 @@
           </w:tcPr>
           <w:p>
             <w:pPr>
-              <w:spacing w:line="360" w:lineRule="exact"/>
+              <w:keepNext w:val="0"/>
+              <w:keepLines w:val="0"/>
+              <w:pageBreakBefore w:val="0"/>
+              <w:widowControl w:val="0"/>
+              <w:kinsoku/>
+              <w:wordWrap/>
+              <w:overflowPunct/>
+              <w:topLinePunct w:val="0"/>
+              <w:autoSpaceDE/>
+              <w:autoSpaceDN/>
+              <w:bidi w:val="0"/>
+              <w:adjustRightInd/>
+              <w:snapToGrid/>
+              <w:spacing w:line="360" w:lineRule="exact"/>
+              <w:ind w:firstLine="560" w:firstLineChars="200"/>
+              <w:jc w:val="left"/>
+              <w:textAlignment w:val="auto"/>
               <w:rPr>
                 <w:rFonts w:hint="default" w:ascii="宋体" w:hAnsi="宋体" w:eastAsia="宋体"/>
                 <w:bCs/>
@@ -942,7 +974,23 @@
           </w:tcPr>
           <w:p>
             <w:pPr>
-              <w:spacing w:line="360" w:lineRule="exact"/>
+              <w:keepNext w:val="0"/>
+              <w:keepLines w:val="0"/>
+              <w:pageBreakBefore w:val="0"/>
+              <w:widowControl w:val="0"/>
+              <w:kinsoku/>
+              <w:wordWrap/>
+              <w:overflowPunct/>
+              <w:topLinePunct w:val="0"/>
+              <w:autoSpaceDE/>
+              <w:autoSpaceDN/>
+              <w:bidi w:val="0"/>
+              <w:adjustRightInd/>
+              <w:snapToGrid/>
+              <w:spacing w:line="360" w:lineRule="exact"/>
+              <w:ind w:firstLine="560" w:firstLineChars="200"/>
+              <w:jc w:val="left"/>
+              <w:textAlignment w:val="auto"/>
               <w:rPr>
                 <w:rFonts w:hint="default" w:ascii="宋体" w:hAnsi="宋体" w:eastAsia="宋体"/>
                 <w:bCs/>
@@ -1071,7 +1119,23 @@
           </w:tcPr>
           <w:p>
             <w:pPr>
-              <w:spacing w:line="360" w:lineRule="exact"/>
+              <w:keepNext w:val="0"/>
+              <w:keepLines w:val="0"/>
+              <w:pageBreakBefore w:val="0"/>
+              <w:widowControl w:val="0"/>
+              <w:kinsoku/>
+              <w:wordWrap/>
+              <w:overflowPunct/>
+              <w:topLinePunct w:val="0"/>
+              <w:autoSpaceDE/>
+              <w:autoSpaceDN/>
+              <w:bidi w:val="0"/>
+              <w:adjustRightInd/>
+              <w:snapToGrid/>
+              <w:spacing w:line="360" w:lineRule="exact"/>
+              <w:ind w:firstLine="560" w:firstLineChars="200"/>
+              <w:jc w:val="left"/>
+              <w:textAlignment w:val="auto"/>
               <w:rPr>
                 <w:rFonts w:hint="default" w:ascii="宋体" w:hAnsi="宋体" w:eastAsia="宋体"/>
                 <w:bCs/>
@@ -1218,6 +1282,7 @@
           <w:p>
             <w:pPr>
               <w:spacing w:line="360" w:lineRule="exact"/>
+              <w:jc w:val="left"/>
               <w:rPr>
                 <w:rFonts w:hint="default" w:ascii="宋体" w:hAnsi="宋体" w:eastAsia="宋体"/>
                 <w:bCs/>
@@ -1279,19 +1344,7 @@
                 <w:szCs w:val="28"/>
                 <w:lang w:val="en-US" w:eastAsia="zh-CN"/>
               </w:rPr>
-              <w:t>{{党支部意见_</w:t>
-            </w:r>
-            <w:bookmarkStart w:id="0" w:name="_GoBack"/>
-            <w:bookmarkEnd w:id="0"/>
-            <w:r>
-              <w:rPr>
-                <w:rFonts w:hint="eastAsia" w:ascii="宋体" w:hAnsi="宋体"/>
-                <w:bCs/>
-                <w:sz w:val="28"/>
-                <w:szCs w:val="28"/>
-                <w:lang w:val="en-US" w:eastAsia="zh-CN"/>
-              </w:rPr>
-              <w:t>填写日期}}</w:t>
+              <w:t>{{党支部意见_填写日期}}</w:t>
             </w:r>
           </w:p>
         </w:tc>
@@ -1331,6 +1384,7 @@
           <w:p>
             <w:pPr>
               <w:spacing w:line="360" w:lineRule="exact"/>
+              <w:jc w:val="left"/>
               <w:rPr>
                 <w:rFonts w:hint="default" w:ascii="宋体" w:hAnsi="宋体" w:eastAsia="宋体"/>
                 <w:bCs/>
@@ -1347,7 +1401,19 @@
                 <w:szCs w:val="28"/>
                 <w:lang w:val="en-US" w:eastAsia="zh-CN"/>
               </w:rPr>
-              <w:t>{{基层党委意见_意见内容}}</w:t>
+              <w:t>{{基层党委意见</w:t>
+            </w:r>
+            <w:bookmarkStart w:id="0" w:name="_GoBack"/>
+            <w:bookmarkEnd w:id="0"/>
+            <w:r>
+              <w:rPr>
+                <w:rFonts w:hint="eastAsia" w:ascii="宋体" w:hAnsi="宋体"/>
+                <w:bCs/>
+                <w:sz w:val="28"/>
+                <w:szCs w:val="28"/>
+                <w:lang w:val="en-US" w:eastAsia="zh-CN"/>
+              </w:rPr>
+              <w:t>_意见内容}}</w:t>
             </w:r>
           </w:p>
           <w:p>
